--- a/pc_package/PCP-009_virus_filtration.docx
+++ b/pc_package/PCP-009_virus_filtration.docx
@@ -1870,7 +1870,7 @@
         </w:r>
       </w:hyperlink>
       <w:r>
-        <w:t xml:space="preserve">). The adequacy criteria of PCMP-001 §7.2 are added. They bring a significant model F-test, the limit on overfitting, and the tests on the residuals and on influence that every step plan applies in the same way. The remedy of PCMP-001 §7.2 replaces the Version 1.0 consequence,</w:t>
+        <w:t xml:space="preserve">). The adequacy criteria of PCMP-001 §7.2 are added. They bring a significant model F-test, the limit on overfitting, and the tests on the residuals and on influence that every step plan applies in the same way. A run with a Cook’s distance above 4/n is examined by deleting it and repeating the judgement. The model fails this test only where a run’s Cook’s distance exceeds the median of the F distribution with p and n − p degrees of freedom, where p is the number of model parameters and n the number of runs. The remedy of PCMP-001 §7.2 replaces the Version 1.0 consequence,</w:t>
       </w:r>
       <w:r>
         <w:t xml:space="preserve"> </w:t>
@@ -5675,7 +5675,7 @@
         </w:numPr>
       </w:pPr>
       <w:r>
-        <w:t xml:space="preserve">Residuals and influence. The residuals show no pattern against predicted values or run order, and no single run dominates the fit. The absolute residuals are regressed on the predicted value, and the residuals on run order, each at α = 0.05, and a significant slope counts as a pattern. A run whose Cook’s distance exceeds 4/n, a conventional cut-off where n is the number of runs, dominates the fit.</w:t>
+        <w:t xml:space="preserve">Residuals and influence. The residuals show no pattern against predicted values or run order, and no single run dominates the fit. The absolute residuals are regressed on the predicted value, and the residuals on run order, each at α = 0.05, and a significant slope counts as a pattern. A run with a Cook’s distance above 4/n is examined by deleting it and repeating the judgement. The model fails this test only where a run’s Cook’s distance exceeds the median of the F distribution with p and n − p degrees of freedom, where p is the number of model parameters and n the number of runs. The flag 4/n is a conventional cut-off.</w:t>
       </w:r>
     </w:p>
     <w:p>
